--- a/manuscript/AutoLatch_WileyMTS_Cover_Letter_Sandler_v3.docx
+++ b/manuscript/AutoLatch_WileyMTS_Cover_Letter_Sandler_v3.docx
@@ -148,7 +148,7 @@
         <w:spacing w:after="200"/>
       </w:pPr>
       <w:r>
-        <w:t>The complete simulation code (integration, sweeps, Monte Carlo, and figure generation) is openly available at https://github.com/sandlerleon/autolatch-thermal-gating (MIT license) and archived with a permanent DOI on Zenodo: https://doi.org/10.5281/zenodo.22073392. The manuscript itself is additionally archived as a preprint on Zenodo: https://doi.org/10.5281/zenodo.22073390. The present version is archived as https://doi.org/10.5281/zenodo.23201204 (code) and https://doi.org/10.5281/zenodo.23201205 (manuscript).</w:t>
+        <w:t>The complete simulation code (integration, sweeps, Monte Carlo, and figure generation) is openly available at https://github.com/sandlerleon/autolatch-thermal-gating (MIT license) and archived with a permanent DOI on Zenodo: https://doi.org/10.5281/zenodo.22073392. The manuscript itself is additionally archived as a preprint on Zenodo: https://doi.org/10.5281/zenodo.22073390. The present version is archived as https://doi.org/10.5281/zenodo.23202124 (code) and https://doi.org/10.5281/zenodo.23202125 (manuscript).</w:t>
       </w:r>
     </w:p>
     <w:p>
